--- a/testakten/rentenrecht-versorgungswerk-befreiung-angestellt-freiburg/16_zustellnachweis_widerspruchsbescheid.docx
+++ b/testakten/rentenrecht-versorgungswerk-befreiung-angestellt-freiburg/16_zustellnachweis_widerspruchsbescheid.docx
@@ -339,14 +339,6 @@
         <w:t>Freiburg, den 22.06.2026 — aufgenommen durch Rechtsanwalt Dr. Julius Ohnesorg</w:t>
       </w:r>
     </w:p>
-    <w:p>
-      <w:pPr>
-        <w:jc w:val="left"/>
-      </w:pPr>
-      <w:r>
-        <w:t>Formathinweis: Dieses Aktenstück wird in Times New Roman, 11 pt, mit ausschließlich dezimaler Gliederung ausgegeben.</w:t>
-      </w:r>
-    </w:p>
     <w:sectPr>
       <w:headerReference w:type="default" r:id="rId9"/>
       <w:footerReference w:type="default" r:id="rId10"/>
